--- a/architecture/DevOpsBuildDeployAndEnvironmentManagement/ArchitectureDesignAndAuditDocs/DeploymentArchitectureDesignAndMigrationPlanPhase_v14.docx
+++ b/architecture/DevOpsBuildDeployAndEnvironmentManagement/ArchitectureDesignAndAuditDocs/DeploymentArchitectureDesignAndMigrationPlanPhase_v14.docx
@@ -9814,7 +9814,7 @@
           <w:sz w:val="16"/>
           <w:rFonts w:ascii="Consolas" w:hAnsi="Consolas" w:cs="Consolas"/>
         </w:rPr>
-        <w:t xml:space="preserve">                      "description": "Repo-relative source directories to COPY into the docker build context and pip-install inside the image. Each entry names a shared-lib source tree (e.g. 'FrontEndApplicationLib'). The Dockerfile MUST have a matching COPY &lt;path&gt; /app/&lt;path&gt; and RUN pip install line for every listed entry; deploy chain uses this list to know which repo subtrees to stage.",</w:t>
+        <w:t xml:space="preserve">                      "description": "Repo-relative source directories to COPY into the docker build context and pip-install inside the image. Each entry names a shared-lib source tree (e.g. 'ChatHealthyLib'). The Dockerfile MUST have a matching COPY &lt;path&gt; /app/&lt;path&gt; and RUN pip install line for every listed entry; deploy chain uses this list to know which repo subtrees to stage.",</w:t>
       </w:r>
     </w:p>
     <w:p>
@@ -24870,7 +24870,7 @@
         <w:spacing w:after="120"/>
       </w:pPr>
       <w:r>
-        <w:t>Sample source_location values: Code/Shared/ops/certs/ca.crt, Code/Shared/ops/certs/evalcare.crt, Code/Shared/ops/certs/findcare.crt, Code/Shared/ops/certs/shared.crt, FrontEndApplicationLib/architectureAndDesign/EPIC-003-F-003-Manage-Errors-design-v5.docx, FrontEndApplicationLib/architectureAndDesign/EPIC-003-F-005-Manage-Logging-design-v10.docx, FrontEndApplicationLib/architectureAndDesign/EPIC-003-F-005-Manage-Logging-design-v9.docx, FrontEndApplicationLib/pyproject.toml, ... (26 more)</w:t>
+        <w:t>Sample source_location values: Code/Shared/ops/certs/ca.crt, Code/Shared/ops/certs/evalcare.crt, Code/Shared/ops/certs/findcare.crt, Code/Shared/ops/certs/shared.crt, ChatHealthyLib/architectureAndDesign/EPIC-003-F-003-Manage-Errors-design-v5.docx, ChatHealthyLib/architectureAndDesign/EPIC-003-F-005-Manage-Logging-design-v10.docx, ChatHealthyLib/architectureAndDesign/EPIC-003-F-005-Manage-Logging-design-v9.docx, ChatHealthyLib/pyproject.toml, ... (26 more)</w:t>
       </w:r>
     </w:p>
     <w:p>
@@ -24878,7 +24878,7 @@
         <w:spacing w:after="120"/>
       </w:pPr>
       <w:r>
-        <w:t>huggingface_source_set (subtrees copied wholesale into the docker build context): evaluateCare/Code, FrontEndApplicationLib</w:t>
+        <w:t>huggingface_source_set (subtrees copied wholesale into the docker build context): evaluateCare/Code, ChatHealthyLib</w:t>
       </w:r>
     </w:p>
     <w:p>
@@ -25119,7 +25119,7 @@
         <w:spacing w:after="120"/>
       </w:pPr>
       <w:r>
-        <w:t>huggingface_source_set (subtrees copied wholesale into the docker build context): Code/ConversationalUX/FindCareChat/backend, Code/Shared, brain/machine_artifacts/content, Code/ConversationalUX/ChatHealthyWhoAmIChat/me, FrontEndApplicationLib, FindCare, DevOps/FindCareBackend</w:t>
+        <w:t>huggingface_source_set (subtrees copied wholesale into the docker build context): Code/ConversationalUX/FindCareChat/backend, Code/Shared, brain/machine_artifacts/content, Code/ConversationalUX/ChatHealthyWhoAmIChat/me, ChatHealthyLib, FindCare, DevOps/FindCareBackend</w:t>
       </w:r>
     </w:p>
     <w:p>
@@ -25360,7 +25360,7 @@
         <w:spacing w:after="120"/>
       </w:pPr>
       <w:r>
-        <w:t>huggingface_source_set (subtrees copied wholesale into the docker build context): sharedServices/Code, FrontEndApplicationLib, sharedServices/Code/AuthorizationsAndAuthentications, FindCare/SpecialtyFilter, sharedServices/Code/AboutChatHealthy</w:t>
+        <w:t>huggingface_source_set (subtrees copied wholesale into the docker build context): sharedServices/Code, ChatHealthyLib, sharedServices/Code/AuthorizationsAndAuthentications, FindCare/SpecialtyFilter, sharedServices/Code/AboutChatHealthy</w:t>
       </w:r>
     </w:p>
     <w:p>
@@ -25696,7 +25696,7 @@
         <w:spacing w:after="120"/>
       </w:pPr>
       <w:r>
-        <w:t>Sample source_location values: Code/Shared/ops/certs/ca.crt, Code/Shared/ops/certs/evalcare.crt, Code/Shared/ops/certs/findcare.crt, Code/Shared/ops/certs/shared.crt, FrontEndApplicationLib/architectureAndDesign/EPIC-003-F-003-Manage-Errors-design-v5.docx, FrontEndApplicationLib/architectureAndDesign/EPIC-003-F-005-Manage-Logging-design-v10.docx, FrontEndApplicationLib/architectureAndDesign/EPIC-003-F-005-Manage-Logging-design-v9.docx, FrontEndApplicationLib/pyproject.toml, ... (26 more)</w:t>
+        <w:t>Sample source_location values: Code/Shared/ops/certs/ca.crt, Code/Shared/ops/certs/evalcare.crt, Code/Shared/ops/certs/findcare.crt, Code/Shared/ops/certs/shared.crt, ChatHealthyLib/architectureAndDesign/EPIC-003-F-003-Manage-Errors-design-v5.docx, ChatHealthyLib/architectureAndDesign/EPIC-003-F-005-Manage-Logging-design-v10.docx, ChatHealthyLib/architectureAndDesign/EPIC-003-F-005-Manage-Logging-design-v9.docx, ChatHealthyLib/pyproject.toml, ... (26 more)</w:t>
       </w:r>
     </w:p>
     <w:p>

--- a/architecture/DevOpsBuildDeployAndEnvironmentManagement/ArchitectureDesignAndAuditDocs/DeploymentArchitectureDesignAndMigrationPlanPhase_v14.docx
+++ b/architecture/DevOpsBuildDeployAndEnvironmentManagement/ArchitectureDesignAndAuditDocs/DeploymentArchitectureDesignAndMigrationPlanPhase_v14.docx
@@ -22398,7 +22398,7 @@
           <w:sz w:val="16"/>
           <w:rFonts w:ascii="Consolas" w:hAnsi="Consolas" w:cs="Consolas"/>
         </w:rPr>
-        <w:t xml:space="preserve">            "description": "target_id of the DeploymentTargetRecord that provisions this identity (deploy-created). Absent for bootstrap-layer identities (e.g. claudecode)."</w:t>
+        <w:t xml:space="preserve">            "description": "target_id of the DeploymentTargetRecord that provisions this identity (deploy-created). Absent for bootstrap-layer identities (e.g. claudeCodeAgent)."</w:t>
       </w:r>
     </w:p>
     <w:p>

--- a/architecture/DevOpsBuildDeployAndEnvironmentManagement/ArchitectureDesignAndAuditDocs/DeploymentArchitectureDesignAndMigrationPlanPhase_v14.docx
+++ b/architecture/DevOpsBuildDeployAndEnvironmentManagement/ArchitectureDesignAndAuditDocs/DeploymentArchitectureDesignAndMigrationPlanPhase_v14.docx
@@ -260,7 +260,13 @@
         <w:spacing w:after="120"/>
       </w:pPr>
       <w:r>
-        <w:t>Build never resolves secret values. Build never calls any cloud API. Build never provisions any resource. Build gates on Crosswalk (schema validation, coverage, orphan detection, drift, secret-leak) and the undefined-name scan; a REJECT halts staging with no partial output. Build stamps manifest.json in the staged directory with env, git_head_sha, build_number, and built_at so the deploy-time staleness gate can read them back.</w:t>
+        <w:t xml:space="preserve">Build never resolves secret values, and it confirms that every secret its targets declare exists. Those are two obligations, not one. Reading a value would carry a credential into a build directory and from there into an image layer, which is the thing the vault exists to prevent; asking nothing produces a package that cannot be deployed, and moves the failure into the environment it was going to change. So the build asks presence and gets back a name and a location. A declaration carrying a deploy-time qualifier rather than a store is not checked for existence, except rename_from:&lt;other&gt;, which is checked against the name it renames. </w:t>
+      </w:r>
+      <w:r>
+        <w:rPr>
+          <w:color w:val="0B7A75"/>
+        </w:rPr>
+        <w:t>Build never calls any cloud API beyond that existence check. Build never provisions any resource. Build gates on Crosswalk (schema validation, coverage, orphan detection, drift, secret-leak) and the undefined-name scan; a REJECT halts staging with no partial output. Build stamps manifest.json in the staged directory with env, git_head_sha, build_number, and built_at so the deploy-time staleness gate can read them back.</w:t>
       </w:r>
     </w:p>
     <w:p>
@@ -268,6 +274,50 @@
         <w:spacing w:after="120"/>
       </w:pPr>
       <w:r>
+        <w:rPr>
+          <w:color w:val="0B7A75"/>
+        </w:rPr>
+        <w:t>A secret is read from the vault belonging to the environment being deployed, one named secret at a time, through the azure_key_vault store in SecretsResolver. Which vault that is comes from the azure_key_vault binding on that environment in deployment_architecture.json. An environment that declares no vault has nowhere to read from and says so; it does not fall back to another environment's vault, because a fallback here is one environment quietly holding another's credentials.</w:t>
+      </w:r>
+    </w:p>
+    <w:p>
+      <w:pPr>
+        <w:spacing w:after="120"/>
+      </w:pPr>
+      <w:r>
+        <w:rPr>
+          <w:color w:val="0B7A75"/>
+        </w:rPr>
+        <w:t>A vault secret is named for what it is and for nothing else. It does not carry the environment, the target, or the package that consumes it. Those are deployment facts, and a vault that encodes them has to be rewritten whenever a deployment changes; worse, it makes rotation unmanageable, because one key would exist under as many names as there are environments and rotating it would mean finding every copy. Isolation between environments is therefore the vault, not the name: each environment reads its own, and inside it every secret is named plainly. Key Vault admits letters, digits and hyphens, so the underscore in an environment-variable name becomes a hyphen and the case is preserved.</w:t>
+      </w:r>
+    </w:p>
+    <w:p>
+      <w:pPr>
+        <w:spacing w:after="120"/>
+      </w:pPr>
+      <w:r>
+        <w:rPr>
+          <w:color w:val="0B7A75"/>
+        </w:rPr>
+        <w:t>A secret the vault does not hold is seeded into it from the workstation .env, and only then. A read that fails for any other reason - access refused, vault unreachable, the CLI not signed in - is not absence, and is never treated as absence, because seeding over a secret that merely could not be read would replace a live credential with whatever this workstation happens to hold. A name that exists in neither place is reported; nothing is invented for it.</w:t>
+      </w:r>
+    </w:p>
+    <w:p>
+      <w:pPr>
+        <w:spacing w:after="120"/>
+      </w:pPr>
+      <w:r>
+        <w:rPr>
+          <w:color w:val="0B7A75"/>
+        </w:rPr>
+        <w:t>Before this, a cloud build fetched a single Key Vault secret named env-file: an entire dotenv document of 116 names, from a vault written into the call with no environment in it, so dev, qa and prod all read the same one. Every environment therefore held every other environment's credentials, out of the same vault that holds the certificate authority's root private key. It is no longer read. What a build materialises now is only what the build itself runs on - this workstation's operator credentials, used to reach Atlas for the build number and to sign az calls - which are the machine acting as itself, not the deployed application's secrets.</w:t>
+      </w:r>
+    </w:p>
+    <w:p>
+      <w:pPr>
+        <w:spacing w:after="120"/>
+      </w:pPr>
+      <w:r>
         <w:t>Invocation:</w:t>
       </w:r>
     </w:p>
@@ -340,6 +390,17 @@
       </w:pPr>
       <w:r>
         <w:t>Before any state-changing call, Deploy enforces the three-check staleness gate: (a) manifest.env == --env; (b) manifest.git_head_sha == current HEAD short SHA (skipped for --env local per the working-tree source rule); (c) manifest.build == admin.Versions latest build (also skipped for --env local). Any mismatch names the stale fact and refuses to proceed.</w:t>
+      </w:r>
+    </w:p>
+    <w:p>
+      <w:pPr>
+        <w:spacing w:after="120"/>
+      </w:pPr>
+      <w:r>
+        <w:rPr>
+          <w:color w:val="0B7A75"/>
+        </w:rPr>
+        <w:t>After the staleness gate and before anything is pushed, Deploy confirms that the vault's copy of each secret and the workstation .env's copy are the same bytes, compared by digest so no value is logged or returned. The .env is a fair copy kept by hand and nothing had ever compared the two, so they were expected to be identical and never checked. On divergence the deploy stops and names neither copy correct: preferring the vault would let a stale vault outrank a corrected .env, and preferring the .env would push a workstation's value over a rotated one. Which is right is a fact about what was rotated and when, and the code does not know it. Both this check and the build's existence check live in secret_preflight.py, so the build and the deploy cannot answer the same question differently.</w:t>
       </w:r>
     </w:p>
     <w:p>

--- a/architecture/DevOpsBuildDeployAndEnvironmentManagement/ArchitectureDesignAndAuditDocs/DeploymentArchitectureDesignAndMigrationPlanPhase_v14.docx
+++ b/architecture/DevOpsBuildDeployAndEnvironmentManagement/ArchitectureDesignAndAuditDocs/DeploymentArchitectureDesignAndMigrationPlanPhase_v14.docx
@@ -318,6 +318,39 @@
         <w:spacing w:after="120"/>
       </w:pPr>
       <w:r>
+        <w:rPr>
+          <w:color w:val="0B7A75"/>
+        </w:rPr>
+        <w:t>A name present in the .env with nothing after the '=' fails both gates and is never seeded into the vault. It satisfied every check that asked whether the name was there and satisfied nothing that asked for a credential; it would have deployed as an empty environment variable and failed at runtime against a peer, holding a value that looked configured.</w:t>
+      </w:r>
+    </w:p>
+    <w:p>
+      <w:pPr>
+        <w:spacing w:after="120"/>
+      </w:pPr>
+      <w:r>
+        <w:rPr>
+          <w:color w:val="0B7A75"/>
+        </w:rPr>
+        <w:t>A cloud build and a cloud deploy run out of a checkout of the branch they are shipping, not out of the working tree. The build already read its SOURCES from origin/&lt;branch&gt;; the programs doing the reading did not, and so the chain was the one thing exempt from the rule the chain enforces. Build 2210 is the demonstration: it shipped reporting commit 19761325 while its own secret gate ran an uncommitted fix, and both facts were true at once -- the artifact honest about its provenance, silent about the provenance of the machinery that produced it.</w:t>
+      </w:r>
+    </w:p>
+    <w:p>
+      <w:pPr>
+        <w:spacing w:after="120"/>
+      </w:pPr>
+      <w:r>
+        <w:rPr>
+          <w:color w:val="0B7A75"/>
+        </w:rPr>
+        <w:t>So build_chathealthy.py and deploy_chathealthy.py re-execute themselves out of a fresh checkout of origin/&lt;branch&gt; and return the child's exit code. Checking that the chain matched the branch was the weaker form of this and was rejected: a check is only in force where somebody remembered to call it, and the thing being checked is the code doing the remembering. Running from the checkout removes the question. Two facts still come from the workstation, and the child reads them through CHATHEALTHY_CANONICAL_REPO: .env is not in git, and the build output directory belongs to the machine. The checkout itself is the parent's to clean up, removed in a finally when the child returns. --env local is exempt: it builds from the working tree on purpose, and a chain required to match origin there could never be used to test a change to itself.</w:t>
+      </w:r>
+    </w:p>
+    <w:p>
+      <w:pPr>
+        <w:spacing w:after="120"/>
+      </w:pPr>
+      <w:r>
         <w:t>Invocation:</w:t>
       </w:r>
     </w:p>
@@ -390,6 +423,17 @@
       </w:pPr>
       <w:r>
         <w:t>Before any state-changing call, Deploy enforces the three-check staleness gate: (a) manifest.env == --env; (b) manifest.git_head_sha == current HEAD short SHA (skipped for --env local per the working-tree source rule); (c) manifest.build == admin.Versions latest build (also skipped for --env local). Any mismatch names the stale fact and refuses to proceed.</w:t>
+      </w:r>
+    </w:p>
+    <w:p>
+      <w:pPr>
+        <w:spacing w:after="120"/>
+      </w:pPr>
+      <w:r>
+        <w:rPr>
+          <w:color w:val="0B7A75"/>
+        </w:rPr>
+        <w:t>Every deployment to dev, qa or prod is approved by a person before anything is deployed, and the approval is written to the approvals repository before the first state-changing call. On completion the outcome is appended as its own document naming the authorization it belongs to, in a finally block, so a deployment that raises still records that it ran and failed; an authorization with no outcome beside it says a deployment was approved and nothing about whether it happened. A refusal is not a failure of the deployment -- it is a rejected deployment, and it is recorded with the same intolerance as an approval, because a refusal nobody can find later is indistinguishable from a question nobody asked. The page enforces what the commit and promote pages enforce: pointer travel over 40 pixels and a real mouse press, both isTrusted. Local is exempt, because a local deploy must be accomplishable by code bots without human intervention (EPIC-008-F-012-S-004-REQ-B-006).</w:t>
       </w:r>
     </w:p>
     <w:p>
